--- a/originals/499_Report_Amanda_Ta__Tobacco_Smoke_Remediation_Practices_Among_Residential_Cleaning_and_Restoration_Professionals_in_San_Diego_County.docx
+++ b/originals/499_Report_Amanda_Ta__Tobacco_Smoke_Remediation_Practices_Among_Residential_Cleaning_and_Restoration_Professionals_in_San_Diego_County.docx
@@ -1117,7 +1117,7 @@
           <w:sz w:val="24"/>
           <w:szCs w:val="24"/>
         </w:rPr>
-        <w:t>All interviews were audio-recorded only with participant permission. Participants were informed that no identifying information about individuals or businesses would be included in reports, publications, or presentations resulting from the study. Recruitment tracking information, participant contact information, and interview materials were stored separately from interview responses and protected using password-restricted research files accessible only to authorized study personnel.</w:t>
+        <w:t>All interviews were audio-recorded only with participant permission. Participants were informed that no identifying information about individuals or businesses would be included in reports, publications, or presentations resulting from the study. Recruitment tracking information, participant contact information, and interview materials were stored separately from interview responses and protected using password-restricted research pdf accessible only to authorized study personnel.</w:t>
       </w:r>
     </w:p>
     <w:p>
